--- a/CÔNG TY TNHH YUFA VIỆT NAM/YuFa_ThayDoiDiaChi/Yufa_QDCSH.docx
+++ b/CÔNG TY TNHH YUFA VIỆT NAM/YuFa_ThayDoiDiaChi/Yufa_QDCSH.docx
@@ -1,6 +1,6 @@
 
 <file path=word/document.xml><?xml version="1.0" encoding="utf-8"?>
-<w:document xmlns:wpc="http://schemas.microsoft.com/office/word/2010/wordprocessingCanvas" xmlns:cx="http://schemas.microsoft.com/office/drawing/2014/chartex" xmlns:cx1="http://schemas.microsoft.com/office/drawing/2015/9/8/chartex" xmlns:mc="http://schemas.openxmlformats.org/markup-compatibility/2006" xmlns:o="urn:schemas-microsoft-com:office:office" xmlns:r="http://schemas.openxmlformats.org/officeDocument/2006/relationships" xmlns:m="http://schemas.openxmlformats.org/officeDocument/2006/math" xmlns:v="urn:schemas-microsoft-com:vml" xmlns:wp14="http://schemas.microsoft.com/office/word/2010/wordprocessingDrawing" xmlns:wp="http://schemas.openxmlformats.org/drawingml/2006/wordprocessingDrawing" xmlns:w10="urn:schemas-microsoft-com:office:word" xmlns:w="http://schemas.openxmlformats.org/wordprocessingml/2006/main" xmlns:w14="http://schemas.microsoft.com/office/word/2010/wordml" xmlns:w15="http://schemas.microsoft.com/office/word/2012/wordml" xmlns:w16se="http://schemas.microsoft.com/office/word/2015/wordml/symex" xmlns:wpg="http://schemas.microsoft.com/office/word/2010/wordprocessingGroup" xmlns:wpi="http://schemas.microsoft.com/office/word/2010/wordprocessingInk" xmlns:wne="http://schemas.microsoft.com/office/word/2006/wordml" xmlns:wps="http://schemas.microsoft.com/office/word/2010/wordprocessingShape" mc:Ignorable="w14 w15 w16se wp14">
+<w:document xmlns:wpc="http://schemas.microsoft.com/office/word/2010/wordprocessingCanvas" xmlns:cx="http://schemas.microsoft.com/office/drawing/2014/chartex" xmlns:mc="http://schemas.openxmlformats.org/markup-compatibility/2006" xmlns:o="urn:schemas-microsoft-com:office:office" xmlns:r="http://schemas.openxmlformats.org/officeDocument/2006/relationships" xmlns:m="http://schemas.openxmlformats.org/officeDocument/2006/math" xmlns:v="urn:schemas-microsoft-com:vml" xmlns:wp14="http://schemas.microsoft.com/office/word/2010/wordprocessingDrawing" xmlns:wp="http://schemas.openxmlformats.org/drawingml/2006/wordprocessingDrawing" xmlns:w10="urn:schemas-microsoft-com:office:word" xmlns:w="http://schemas.openxmlformats.org/wordprocessingml/2006/main" xmlns:w14="http://schemas.microsoft.com/office/word/2010/wordml" xmlns:w15="http://schemas.microsoft.com/office/word/2012/wordml" xmlns:w16se="http://schemas.microsoft.com/office/word/2015/wordml/symex" xmlns:wpg="http://schemas.microsoft.com/office/word/2010/wordprocessingGroup" xmlns:wpi="http://schemas.microsoft.com/office/word/2010/wordprocessingInk" xmlns:wne="http://schemas.microsoft.com/office/word/2006/wordml" xmlns:wps="http://schemas.microsoft.com/office/word/2010/wordprocessingShape" mc:Ignorable="w14 w15 w16se wp14">
   <w:body>
     <w:p>
       <w:pPr>
@@ -276,7 +276,7 @@
                 <w:sz w:val="26"/>
                 <w:szCs w:val="26"/>
               </w:rPr>
-              <w:t>8</w:t>
+              <w:t>21</w:t>
             </w:r>
             <w:r>
               <w:rPr>
@@ -417,6 +417,16 @@
           <w:szCs w:val="26"/>
         </w:rPr>
         <w:t xml:space="preserve"> trụ sở</w:t>
+      </w:r>
+      <w:r>
+        <w:rPr>
+          <w:rFonts w:ascii="Times New Roman" w:eastAsia="Times New Roman" w:hAnsi="Times New Roman" w:cs="Times New Roman"/>
+          <w:b/>
+          <w:bCs/>
+          <w:sz w:val="26"/>
+          <w:szCs w:val="26"/>
+        </w:rPr>
+        <w:t>, đại diện pháp luật</w:t>
       </w:r>
       <w:r>
         <w:rPr>
@@ -513,7 +523,7 @@
               </wp:anchor>
             </w:drawing>
           </mc:Choice>
-          <mc:Fallback xmlns:cx2="http://schemas.microsoft.com/office/drawing/2015/10/21/chartex" xmlns:cx3="http://schemas.microsoft.com/office/drawing/2016/5/9/chartex" xmlns:cx4="http://schemas.microsoft.com/office/drawing/2016/5/10/chartex" xmlns:cx5="http://schemas.microsoft.com/office/drawing/2016/5/11/chartex" xmlns:cx6="http://schemas.microsoft.com/office/drawing/2016/5/12/chartex" xmlns:cx7="http://schemas.microsoft.com/office/drawing/2016/5/13/chartex" xmlns:cx8="http://schemas.microsoft.com/office/drawing/2016/5/14/chartex" xmlns:aink="http://schemas.microsoft.com/office/drawing/2016/ink" xmlns:am3d="http://schemas.microsoft.com/office/drawing/2017/model3d" xmlns:oel="http://schemas.microsoft.com/office/2019/extlst" xmlns:w16cex="http://schemas.microsoft.com/office/word/2018/wordml/cex" xmlns:w16cid="http://schemas.microsoft.com/office/word/2016/wordml/cid" xmlns:w16="http://schemas.microsoft.com/office/word/2018/wordml" xmlns:w16du="http://schemas.microsoft.com/office/word/2023/wordml/word16du" xmlns:w16sdtdh="http://schemas.microsoft.com/office/word/2020/wordml/sdtdatahash" xmlns:w16sdtfl="http://schemas.microsoft.com/office/word/2024/wordml/sdtformatlock">
+          <mc:Fallback xmlns:cx1="http://schemas.microsoft.com/office/drawing/2015/9/8/chartex" xmlns:cx2="http://schemas.microsoft.com/office/drawing/2015/10/21/chartex" xmlns:cx3="http://schemas.microsoft.com/office/drawing/2016/5/9/chartex" xmlns:cx4="http://schemas.microsoft.com/office/drawing/2016/5/10/chartex" xmlns:cx5="http://schemas.microsoft.com/office/drawing/2016/5/11/chartex" xmlns:cx6="http://schemas.microsoft.com/office/drawing/2016/5/12/chartex" xmlns:cx7="http://schemas.microsoft.com/office/drawing/2016/5/13/chartex" xmlns:cx8="http://schemas.microsoft.com/office/drawing/2016/5/14/chartex" xmlns:aink="http://schemas.microsoft.com/office/drawing/2016/ink" xmlns:am3d="http://schemas.microsoft.com/office/drawing/2017/model3d" xmlns:oel="http://schemas.microsoft.com/office/2019/extlst" xmlns:w16cex="http://schemas.microsoft.com/office/word/2018/wordml/cex" xmlns:w16cid="http://schemas.microsoft.com/office/word/2016/wordml/cid" xmlns:w16="http://schemas.microsoft.com/office/word/2018/wordml" xmlns:w16du="http://schemas.microsoft.com/office/word/2023/wordml/word16du" xmlns:w16sdtdh="http://schemas.microsoft.com/office/word/2020/wordml/sdtdatahash" xmlns:w16sdtfl="http://schemas.microsoft.com/office/word/2024/wordml/sdtformatlock">
             <w:pict>
               <v:shapetype w14:anchorId="6F2ACA0D" id="_x0000_t32" coordsize="21600,21600" o:spt="32" o:oned="t" path="m,l21600,21600e" filled="f">
                 <v:path arrowok="t" fillok="f" o:connecttype="none"/>
@@ -676,14 +686,6 @@
           <w:sz w:val="26"/>
           <w:szCs w:val="26"/>
         </w:rPr>
-        <w:t> </w:t>
-      </w:r>
-      <w:r>
-        <w:rPr>
-          <w:rFonts w:ascii="Times New Roman" w:eastAsia="Times New Roman" w:hAnsi="Times New Roman" w:cs="Times New Roman"/>
-          <w:sz w:val="26"/>
-          <w:szCs w:val="26"/>
-        </w:rPr>
         <w:t>;</w:t>
       </w:r>
     </w:p>
@@ -805,21 +807,10 @@
         </w:rPr>
         <w:t xml:space="preserve">: </w:t>
       </w:r>
-    </w:p>
-    <w:p>
-      <w:pPr>
-        <w:spacing w:after="120" w:line="240" w:lineRule="auto"/>
-        <w:ind w:left="0" w:right="0" w:firstLine="360"/>
-        <w:jc w:val="both"/>
+      <w:r>
         <w:rPr>
           <w:rFonts w:ascii="Times New Roman" w:hAnsi="Times New Roman" w:cs="Times New Roman"/>
-          <w:sz w:val="26"/>
-          <w:szCs w:val="26"/>
-        </w:rPr>
-      </w:pPr>
-      <w:r>
-        <w:rPr>
-          <w:rFonts w:ascii="Times New Roman" w:hAnsi="Times New Roman" w:cs="Times New Roman"/>
+          <w:b/>
           <w:sz w:val="26"/>
           <w:szCs w:val="26"/>
         </w:rPr>
@@ -894,8 +885,6 @@
         </w:rPr>
         <w:t>Số 75, đường Nguyễn Văn Linh, Khu phố Phú Tân 2</w:t>
       </w:r>
-      <w:bookmarkStart w:id="0" w:name="_GoBack"/>
-      <w:bookmarkEnd w:id="0"/>
       <w:r>
         <w:rPr>
           <w:rFonts w:ascii="Times New Roman" w:hAnsi="Times New Roman"/>
@@ -920,6 +909,385 @@
         <w:ind w:right="0"/>
         <w:jc w:val="both"/>
         <w:rPr>
+          <w:rFonts w:ascii="Times New Roman" w:hAnsi="Times New Roman"/>
+          <w:color w:val="FF0000"/>
+          <w:sz w:val="26"/>
+          <w:szCs w:val="26"/>
+        </w:rPr>
+      </w:pPr>
+      <w:r>
+        <w:rPr>
+          <w:rFonts w:ascii="Times New Roman" w:hAnsi="Times New Roman"/>
+          <w:b/>
+          <w:sz w:val="26"/>
+          <w:szCs w:val="26"/>
+        </w:rPr>
+        <w:t xml:space="preserve">Điều </w:t>
+      </w:r>
+      <w:r>
+        <w:rPr>
+          <w:rFonts w:ascii="Times New Roman" w:hAnsi="Times New Roman"/>
+          <w:b/>
+          <w:sz w:val="26"/>
+          <w:szCs w:val="26"/>
+        </w:rPr>
+        <w:t>2</w:t>
+      </w:r>
+      <w:r>
+        <w:rPr>
+          <w:rFonts w:ascii="Times New Roman" w:hAnsi="Times New Roman"/>
+          <w:b/>
+          <w:sz w:val="26"/>
+          <w:szCs w:val="26"/>
+        </w:rPr>
+        <w:t xml:space="preserve">: Thay đổi người đại diện theo pháp luật của công ty từ </w:t>
+      </w:r>
+      <w:r>
+        <w:rPr>
+          <w:rFonts w:ascii="Times New Roman" w:hAnsi="Times New Roman"/>
+          <w:b/>
+          <w:sz w:val="26"/>
+          <w:szCs w:val="26"/>
+        </w:rPr>
+        <w:t>ông/</w:t>
+      </w:r>
+      <w:r>
+        <w:rPr>
+          <w:rFonts w:ascii="Times New Roman" w:hAnsi="Times New Roman"/>
+          <w:b/>
+          <w:sz w:val="26"/>
+          <w:szCs w:val="26"/>
+        </w:rPr>
+        <w:t xml:space="preserve">bà </w:t>
+      </w:r>
+      <w:r>
+        <w:rPr>
+          <w:rFonts w:ascii="Times New Roman" w:hAnsi="Times New Roman"/>
+          <w:b/>
+          <w:sz w:val="26"/>
+          <w:szCs w:val="26"/>
+        </w:rPr>
+        <w:t>ZENG, QINGLIN</w:t>
+      </w:r>
+      <w:r>
+        <w:rPr>
+          <w:rFonts w:ascii="Times New Roman" w:hAnsi="Times New Roman"/>
+          <w:b/>
+          <w:sz w:val="26"/>
+          <w:szCs w:val="26"/>
+        </w:rPr>
+        <w:t xml:space="preserve"> - chức danh: </w:t>
+      </w:r>
+      <w:r>
+        <w:rPr>
+          <w:rFonts w:ascii="Times New Roman" w:hAnsi="Times New Roman"/>
+          <w:b/>
+          <w:sz w:val="26"/>
+          <w:szCs w:val="26"/>
+        </w:rPr>
+        <w:t>Tổng g</w:t>
+      </w:r>
+      <w:r>
+        <w:rPr>
+          <w:rFonts w:ascii="Times New Roman" w:hAnsi="Times New Roman"/>
+          <w:b/>
+          <w:sz w:val="26"/>
+          <w:szCs w:val="26"/>
+        </w:rPr>
+        <w:t>iám đốc sang người đại diện theo pháp luật mới là ông</w:t>
+      </w:r>
+      <w:r>
+        <w:rPr>
+          <w:rFonts w:ascii="Times New Roman" w:hAnsi="Times New Roman"/>
+          <w:b/>
+          <w:sz w:val="26"/>
+          <w:szCs w:val="26"/>
+        </w:rPr>
+        <w:t>/bà</w:t>
+      </w:r>
+      <w:bookmarkStart w:id="0" w:name="_GoBack"/>
+      <w:bookmarkEnd w:id="0"/>
+      <w:r>
+        <w:rPr>
+          <w:rFonts w:ascii="Times New Roman" w:hAnsi="Times New Roman"/>
+          <w:b/>
+          <w:sz w:val="26"/>
+          <w:szCs w:val="26"/>
+        </w:rPr>
+        <w:t xml:space="preserve"> </w:t>
+      </w:r>
+      <w:r>
+        <w:rPr>
+          <w:rFonts w:ascii="Times New Roman" w:hAnsi="Times New Roman"/>
+          <w:b/>
+          <w:sz w:val="26"/>
+          <w:szCs w:val="26"/>
+        </w:rPr>
+        <w:t xml:space="preserve">HÀ THỊ BÍCH NGOAN </w:t>
+      </w:r>
+      <w:r>
+        <w:rPr>
+          <w:rFonts w:ascii="Times New Roman" w:hAnsi="Times New Roman"/>
+          <w:b/>
+          <w:sz w:val="26"/>
+          <w:szCs w:val="26"/>
+        </w:rPr>
+        <w:t xml:space="preserve">– chức danh: </w:t>
+      </w:r>
+      <w:r>
+        <w:rPr>
+          <w:rFonts w:ascii="Times New Roman" w:hAnsi="Times New Roman"/>
+          <w:b/>
+          <w:sz w:val="26"/>
+          <w:szCs w:val="26"/>
+        </w:rPr>
+        <w:t>Tổng g</w:t>
+      </w:r>
+      <w:r>
+        <w:rPr>
+          <w:rFonts w:ascii="Times New Roman" w:hAnsi="Times New Roman"/>
+          <w:b/>
+          <w:sz w:val="26"/>
+          <w:szCs w:val="26"/>
+        </w:rPr>
+        <w:t>iám đốc</w:t>
+      </w:r>
+    </w:p>
+    <w:p>
+      <w:pPr>
+        <w:pStyle w:val="ListParagraph"/>
+        <w:spacing w:after="120" w:line="240" w:lineRule="auto"/>
+        <w:ind w:right="0"/>
+        <w:jc w:val="both"/>
+        <w:rPr>
+          <w:rFonts w:ascii="Times New Roman" w:hAnsi="Times New Roman"/>
+          <w:color w:val="FF0000"/>
+          <w:sz w:val="26"/>
+          <w:szCs w:val="26"/>
+        </w:rPr>
+      </w:pPr>
+      <w:r>
+        <w:rPr>
+          <w:rFonts w:ascii="Times New Roman" w:hAnsi="Times New Roman"/>
+          <w:sz w:val="26"/>
+          <w:szCs w:val="26"/>
+        </w:rPr>
+        <w:t xml:space="preserve">Thông tin người đại diện theo pháp luật sau khi thay đổi: </w:t>
+      </w:r>
+    </w:p>
+    <w:p>
+      <w:pPr>
+        <w:pStyle w:val="ListParagraph"/>
+        <w:spacing w:after="120" w:line="240" w:lineRule="auto"/>
+        <w:ind w:right="0"/>
+        <w:jc w:val="both"/>
+        <w:rPr>
+          <w:rFonts w:ascii="Times New Roman" w:hAnsi="Times New Roman"/>
+          <w:sz w:val="26"/>
+          <w:szCs w:val="26"/>
+        </w:rPr>
+      </w:pPr>
+      <w:r>
+        <w:rPr>
+          <w:rFonts w:ascii="Times New Roman" w:hAnsi="Times New Roman"/>
+          <w:sz w:val="26"/>
+          <w:szCs w:val="26"/>
+        </w:rPr>
+        <w:t xml:space="preserve">Họ, chữ đệm và tên (ghi bằng chữ in hoa): </w:t>
+      </w:r>
+      <w:r>
+        <w:rPr>
+          <w:rFonts w:ascii="Times New Roman" w:hAnsi="Times New Roman"/>
+          <w:sz w:val="26"/>
+          <w:szCs w:val="26"/>
+        </w:rPr>
+        <w:t>HÀ THỊ BÍCH NGOAN</w:t>
+      </w:r>
+    </w:p>
+    <w:p>
+      <w:pPr>
+        <w:pStyle w:val="ListParagraph"/>
+        <w:spacing w:after="120" w:line="240" w:lineRule="auto"/>
+        <w:ind w:right="0"/>
+        <w:jc w:val="both"/>
+        <w:rPr>
+          <w:rFonts w:ascii="Times New Roman" w:hAnsi="Times New Roman"/>
+          <w:sz w:val="26"/>
+          <w:szCs w:val="26"/>
+        </w:rPr>
+      </w:pPr>
+      <w:r>
+        <w:rPr>
+          <w:rFonts w:ascii="Times New Roman" w:hAnsi="Times New Roman"/>
+          <w:sz w:val="26"/>
+          <w:szCs w:val="26"/>
+        </w:rPr>
+        <w:t xml:space="preserve">Ngày, tháng, năm sinh: </w:t>
+      </w:r>
+      <w:r>
+        <w:rPr>
+          <w:rFonts w:ascii="Times New Roman" w:hAnsi="Times New Roman"/>
+          <w:sz w:val="26"/>
+          <w:szCs w:val="26"/>
+        </w:rPr>
+        <w:t>29/06/2007</w:t>
+      </w:r>
+    </w:p>
+    <w:p>
+      <w:pPr>
+        <w:pStyle w:val="ListParagraph"/>
+        <w:spacing w:after="120" w:line="240" w:lineRule="auto"/>
+        <w:ind w:right="0"/>
+        <w:jc w:val="both"/>
+        <w:rPr>
+          <w:rFonts w:ascii="Times New Roman" w:hAnsi="Times New Roman"/>
+          <w:sz w:val="26"/>
+          <w:szCs w:val="26"/>
+        </w:rPr>
+      </w:pPr>
+      <w:r>
+        <w:rPr>
+          <w:rFonts w:ascii="Times New Roman" w:hAnsi="Times New Roman"/>
+          <w:sz w:val="26"/>
+          <w:szCs w:val="26"/>
+        </w:rPr>
+        <w:t>Giớ</w:t>
+      </w:r>
+      <w:r>
+        <w:rPr>
+          <w:rFonts w:ascii="Times New Roman" w:hAnsi="Times New Roman"/>
+          <w:sz w:val="26"/>
+          <w:szCs w:val="26"/>
+        </w:rPr>
+        <w:t>i tính: Nữ</w:t>
+      </w:r>
+    </w:p>
+    <w:p>
+      <w:pPr>
+        <w:pStyle w:val="ListParagraph"/>
+        <w:spacing w:after="120" w:line="240" w:lineRule="auto"/>
+        <w:ind w:right="0"/>
+        <w:jc w:val="both"/>
+        <w:rPr>
+          <w:rFonts w:ascii="Times New Roman" w:hAnsi="Times New Roman"/>
+          <w:sz w:val="26"/>
+          <w:szCs w:val="26"/>
+          <w:lang w:val="pt-BR"/>
+        </w:rPr>
+      </w:pPr>
+      <w:r>
+        <w:rPr>
+          <w:rFonts w:ascii="Times New Roman" w:hAnsi="Times New Roman"/>
+          <w:sz w:val="26"/>
+          <w:szCs w:val="26"/>
+          <w:lang w:val="pt-BR"/>
+        </w:rPr>
+        <w:t xml:space="preserve">Số định danh cá nhân: </w:t>
+      </w:r>
+      <w:r>
+        <w:rPr>
+          <w:rFonts w:ascii="Times New Roman" w:hAnsi="Times New Roman"/>
+          <w:sz w:val="26"/>
+          <w:szCs w:val="26"/>
+          <w:lang w:val="pt-BR"/>
+        </w:rPr>
+        <w:t>089307007040</w:t>
+      </w:r>
+    </w:p>
+    <w:p>
+      <w:pPr>
+        <w:pStyle w:val="ListParagraph"/>
+        <w:spacing w:after="120" w:line="240" w:lineRule="auto"/>
+        <w:ind w:right="0"/>
+        <w:jc w:val="both"/>
+        <w:rPr>
+          <w:rFonts w:ascii="Times New Roman" w:hAnsi="Times New Roman"/>
+          <w:sz w:val="26"/>
+          <w:szCs w:val="26"/>
+          <w:lang w:val="pt-BR"/>
+        </w:rPr>
+      </w:pPr>
+      <w:r>
+        <w:rPr>
+          <w:rFonts w:ascii="Times New Roman" w:hAnsi="Times New Roman"/>
+          <w:sz w:val="26"/>
+          <w:szCs w:val="26"/>
+          <w:lang w:val="pt-BR"/>
+        </w:rPr>
+        <w:t xml:space="preserve">Chức danh: </w:t>
+      </w:r>
+      <w:r>
+        <w:rPr>
+          <w:rFonts w:ascii="Times New Roman" w:hAnsi="Times New Roman"/>
+          <w:sz w:val="26"/>
+          <w:szCs w:val="26"/>
+          <w:lang w:val="pt-BR"/>
+        </w:rPr>
+        <w:t>Tổng g</w:t>
+      </w:r>
+      <w:r>
+        <w:rPr>
+          <w:rFonts w:ascii="Times New Roman" w:hAnsi="Times New Roman"/>
+          <w:sz w:val="26"/>
+          <w:szCs w:val="26"/>
+          <w:lang w:val="pt-BR"/>
+        </w:rPr>
+        <w:t>iám đốc</w:t>
+      </w:r>
+    </w:p>
+    <w:p>
+      <w:pPr>
+        <w:pStyle w:val="ListParagraph"/>
+        <w:spacing w:after="120" w:line="240" w:lineRule="auto"/>
+        <w:ind w:right="0"/>
+        <w:jc w:val="both"/>
+        <w:rPr>
+          <w:rFonts w:ascii="Times New Roman" w:hAnsi="Times New Roman"/>
+          <w:sz w:val="26"/>
+          <w:szCs w:val="26"/>
+          <w:lang w:val="pt-BR"/>
+        </w:rPr>
+      </w:pPr>
+      <w:r>
+        <w:rPr>
+          <w:rFonts w:ascii="Times New Roman" w:hAnsi="Times New Roman"/>
+          <w:sz w:val="26"/>
+          <w:szCs w:val="26"/>
+          <w:lang w:val="pt-BR"/>
+        </w:rPr>
+        <w:t xml:space="preserve">Địa chỉ liên lạc: </w:t>
+      </w:r>
+      <w:r>
+        <w:rPr>
+          <w:rFonts w:ascii="Times New Roman" w:hAnsi="Times New Roman"/>
+          <w:sz w:val="26"/>
+          <w:szCs w:val="26"/>
+          <w:lang w:val="pt-BR"/>
+        </w:rPr>
+        <w:t>Khóm Vĩnh Hưng, Xã Vĩnh Thạnh Trung, Tỉnh An Giang</w:t>
+      </w:r>
+    </w:p>
+    <w:p>
+      <w:pPr>
+        <w:spacing w:after="120" w:line="240" w:lineRule="auto"/>
+        <w:ind w:left="360" w:right="0"/>
+        <w:jc w:val="both"/>
+        <w:rPr>
+          <w:rFonts w:ascii="Times New Roman" w:hAnsi="Times New Roman"/>
+          <w:b/>
+          <w:bCs/>
+          <w:sz w:val="26"/>
+          <w:szCs w:val="26"/>
+          <w:u w:val="single"/>
+        </w:rPr>
+      </w:pPr>
+    </w:p>
+    <w:p>
+      <w:pPr>
+        <w:spacing w:after="120" w:line="240" w:lineRule="auto"/>
+        <w:ind w:right="0"/>
+        <w:jc w:val="both"/>
+        <w:rPr>
           <w:rFonts w:ascii="Times New Roman" w:hAnsi="Times New Roman" w:cs="Times New Roman"/>
           <w:sz w:val="26"/>
           <w:szCs w:val="26"/>
@@ -943,7 +1311,7 @@
           <w:sz w:val="26"/>
           <w:szCs w:val="26"/>
         </w:rPr>
-        <w:t>2</w:t>
+        <w:t>3</w:t>
       </w:r>
       <w:r>
         <w:rPr>
@@ -1172,6 +1540,7 @@
                 <w:sz w:val="28"/>
                 <w:szCs w:val="28"/>
               </w:rPr>
+              <w:lastRenderedPageBreak/>
               <w:t>1</w:t>
             </w:r>
           </w:p>
@@ -1642,7 +2011,6 @@
                 <w:sz w:val="28"/>
                 <w:szCs w:val="28"/>
               </w:rPr>
-              <w:lastRenderedPageBreak/>
               <w:t>6</w:t>
             </w:r>
           </w:p>
@@ -2942,7 +3310,16 @@
                 <w:sz w:val="28"/>
                 <w:szCs w:val="28"/>
               </w:rPr>
-              <w:t>Chi tiết: Bán buôn giường, tủ, bàn ghế và đồ nội thất tương tự trong gia đình, văn phòng, cửa hàng; Bán buôn thảm, đệm; Bán buôn thiết bị chiếu sáng</w:t>
+              <w:t xml:space="preserve">Chi tiết: Bán buôn giường, tủ, bàn ghế và đồ nội thất tương tự trong gia đình, văn </w:t>
+            </w:r>
+            <w:r>
+              <w:rPr>
+                <w:rFonts w:ascii="Times New Roman" w:hAnsi="Times New Roman" w:cs="Times New Roman"/>
+                <w:sz w:val="28"/>
+                <w:szCs w:val="28"/>
+              </w:rPr>
+              <w:lastRenderedPageBreak/>
+              <w:t>phòng, cửa hàng; Bán buôn thảm, đệm; Bán buôn thiết bị chiếu sáng</w:t>
             </w:r>
           </w:p>
         </w:tc>
@@ -2967,6 +3344,7 @@
                 <w:sz w:val="28"/>
                 <w:szCs w:val="28"/>
               </w:rPr>
+              <w:lastRenderedPageBreak/>
               <w:t>4642</w:t>
             </w:r>
           </w:p>
@@ -3057,7 +3435,7 @@
           <w:szCs w:val="26"/>
           <w:u w:val="single"/>
         </w:rPr>
-        <w:t>3</w:t>
+        <w:t>4</w:t>
       </w:r>
       <w:r>
         <w:rPr>
@@ -3119,7 +3497,7 @@
           <w:szCs w:val="26"/>
           <w:u w:val="single"/>
         </w:rPr>
-        <w:t>4</w:t>
+        <w:t>5</w:t>
       </w:r>
       <w:r>
         <w:rPr>
@@ -3147,7 +3525,6 @@
           <w:sz w:val="26"/>
           <w:szCs w:val="26"/>
         </w:rPr>
-        <w:lastRenderedPageBreak/>
         <w:t xml:space="preserve"> Quyết định này có hiệu lực kể từ ngày ký.</w:t>
       </w:r>
     </w:p>
@@ -3234,7 +3611,7 @@
                 <w:sz w:val="26"/>
                 <w:szCs w:val="26"/>
               </w:rPr>
-              <w:t>3</w:t>
+              <w:t>4</w:t>
             </w:r>
             <w:r>
               <w:rPr>
@@ -3468,7 +3845,7 @@
 </file>
 
 <file path=word/numbering.xml><?xml version="1.0" encoding="utf-8"?>
-<w:numbering xmlns:wpc="http://schemas.microsoft.com/office/word/2010/wordprocessingCanvas" xmlns:cx="http://schemas.microsoft.com/office/drawing/2014/chartex" xmlns:cx1="http://schemas.microsoft.com/office/drawing/2015/9/8/chartex" xmlns:mc="http://schemas.openxmlformats.org/markup-compatibility/2006" xmlns:o="urn:schemas-microsoft-com:office:office" xmlns:r="http://schemas.openxmlformats.org/officeDocument/2006/relationships" xmlns:m="http://schemas.openxmlformats.org/officeDocument/2006/math" xmlns:v="urn:schemas-microsoft-com:vml" xmlns:wp14="http://schemas.microsoft.com/office/word/2010/wordprocessingDrawing" xmlns:wp="http://schemas.openxmlformats.org/drawingml/2006/wordprocessingDrawing" xmlns:w10="urn:schemas-microsoft-com:office:word" xmlns:w="http://schemas.openxmlformats.org/wordprocessingml/2006/main" xmlns:w14="http://schemas.microsoft.com/office/word/2010/wordml" xmlns:w15="http://schemas.microsoft.com/office/word/2012/wordml" xmlns:w16se="http://schemas.microsoft.com/office/word/2015/wordml/symex" xmlns:wpg="http://schemas.microsoft.com/office/word/2010/wordprocessingGroup" xmlns:wpi="http://schemas.microsoft.com/office/word/2010/wordprocessingInk" xmlns:wne="http://schemas.microsoft.com/office/word/2006/wordml" xmlns:wps="http://schemas.microsoft.com/office/word/2010/wordprocessingShape" mc:Ignorable="w14 w15 w16se wp14">
+<w:numbering xmlns:wpc="http://schemas.microsoft.com/office/word/2010/wordprocessingCanvas" xmlns:cx="http://schemas.microsoft.com/office/drawing/2014/chartex" xmlns:mc="http://schemas.openxmlformats.org/markup-compatibility/2006" xmlns:o="urn:schemas-microsoft-com:office:office" xmlns:r="http://schemas.openxmlformats.org/officeDocument/2006/relationships" xmlns:m="http://schemas.openxmlformats.org/officeDocument/2006/math" xmlns:v="urn:schemas-microsoft-com:vml" xmlns:wp14="http://schemas.microsoft.com/office/word/2010/wordprocessingDrawing" xmlns:wp="http://schemas.openxmlformats.org/drawingml/2006/wordprocessingDrawing" xmlns:w10="urn:schemas-microsoft-com:office:word" xmlns:w="http://schemas.openxmlformats.org/wordprocessingml/2006/main" xmlns:w14="http://schemas.microsoft.com/office/word/2010/wordml" xmlns:w15="http://schemas.microsoft.com/office/word/2012/wordml" xmlns:w16se="http://schemas.microsoft.com/office/word/2015/wordml/symex" xmlns:wpg="http://schemas.microsoft.com/office/word/2010/wordprocessingGroup" xmlns:wpi="http://schemas.microsoft.com/office/word/2010/wordprocessingInk" xmlns:wne="http://schemas.microsoft.com/office/word/2006/wordml" xmlns:wps="http://schemas.microsoft.com/office/word/2010/wordprocessingShape" mc:Ignorable="w14 w15 w16se wp14">
   <w:abstractNum w:abstractNumId="0" w15:restartNumberingAfterBreak="0">
     <w:nsid w:val="2DD33241"/>
     <w:multiLevelType w:val="hybridMultilevel"/>
